--- a/Actividad12/Actividad12.docx
+++ b/Actividad12/Actividad12.docx
@@ -25,12 +25,12 @@
             <wp:inline distB="114300" distT="114300" distL="114300" distR="114300">
               <wp:extent cx="211534" cy="195263"/>
               <wp:effectExtent b="0" l="0" r="0" t="0"/>
-              <wp:docPr id="6" name="image9.png"/>
+              <wp:docPr id="6" name="image1.png"/>
               <a:graphic>
                 <a:graphicData uri="http://schemas.openxmlformats.org/drawingml/2006/picture">
                   <pic:pic>
                     <pic:nvPicPr>
-                      <pic:cNvPr id="0" name="image9.png"/>
+                      <pic:cNvPr id="0" name="image1.png"/>
                       <pic:cNvPicPr preferRelativeResize="0"/>
                     </pic:nvPicPr>
                     <pic:blipFill>
@@ -210,12 +210,12 @@
             <wp:inline distB="114300" distT="114300" distL="114300" distR="114300">
               <wp:extent cx="190500" cy="190500"/>
               <wp:effectExtent b="0" l="0" r="0" t="0"/>
-              <wp:docPr id="7" name="image7.png"/>
+              <wp:docPr id="7" name="image5.png"/>
               <a:graphic>
                 <a:graphicData uri="http://schemas.openxmlformats.org/drawingml/2006/picture">
                   <pic:pic>
                     <pic:nvPicPr>
-                      <pic:cNvPr id="0" name="image7.png"/>
+                      <pic:cNvPr id="0" name="image5.png"/>
                       <pic:cNvPicPr preferRelativeResize="0"/>
                     </pic:nvPicPr>
                     <pic:blipFill>
@@ -285,12 +285,12 @@
             <wp:inline distB="114300" distT="114300" distL="114300" distR="114300">
               <wp:extent cx="214313" cy="214313"/>
               <wp:effectExtent b="0" l="0" r="0" t="0"/>
-              <wp:docPr id="9" name="image5.png"/>
+              <wp:docPr id="9" name="image2.png"/>
               <a:graphic>
                 <a:graphicData uri="http://schemas.openxmlformats.org/drawingml/2006/picture">
                   <pic:pic>
                     <pic:nvPicPr>
-                      <pic:cNvPr id="0" name="image5.png"/>
+                      <pic:cNvPr id="0" name="image2.png"/>
                       <pic:cNvPicPr preferRelativeResize="0"/>
                     </pic:nvPicPr>
                     <pic:blipFill>
@@ -1057,7 +1057,7 @@
     </w:p>
     <w:sdt>
       <w:sdtPr>
-        <w:id w:val="93855527"/>
+        <w:id w:val="-1261608469"/>
         <w:docPartObj>
           <w:docPartGallery w:val="Table of Contents"/>
           <w:docPartUnique w:val="1"/>
@@ -1341,14 +1341,14 @@
         </w:rPr>
         <w:drawing>
           <wp:inline distB="114300" distT="114300" distL="114300" distR="114300">
-            <wp:extent cx="4384626" cy="6520213"/>
+            <wp:extent cx="5680313" cy="7153901"/>
             <wp:effectExtent b="0" l="0" r="0" t="0"/>
-            <wp:docPr id="1" name="image1.png"/>
+            <wp:docPr id="3" name="image6.png"/>
             <a:graphic>
               <a:graphicData uri="http://schemas.openxmlformats.org/drawingml/2006/picture">
                 <pic:pic>
                   <pic:nvPicPr>
-                    <pic:cNvPr id="0" name="image1.png"/>
+                    <pic:cNvPr id="0" name="image6.png"/>
                     <pic:cNvPicPr preferRelativeResize="0"/>
                   </pic:nvPicPr>
                   <pic:blipFill>
@@ -1361,7 +1361,7 @@
                   <pic:spPr>
                     <a:xfrm>
                       <a:off x="0" y="0"/>
-                      <a:ext cx="4384626" cy="6520213"/>
+                      <a:ext cx="5680313" cy="7153901"/>
                     </a:xfrm>
                     <a:prstGeom prst="rect"/>
                     <a:ln/>
@@ -1475,12 +1475,12 @@
           <wp:inline distB="114300" distT="114300" distL="114300" distR="114300">
             <wp:extent cx="6570000" cy="4457700"/>
             <wp:effectExtent b="0" l="0" r="0" t="0"/>
-            <wp:docPr id="13" name="image12.png"/>
+            <wp:docPr id="13" name="image13.png"/>
             <a:graphic>
               <a:graphicData uri="http://schemas.openxmlformats.org/drawingml/2006/picture">
                 <pic:pic>
                   <pic:nvPicPr>
-                    <pic:cNvPr id="0" name="image12.png"/>
+                    <pic:cNvPr id="0" name="image13.png"/>
                     <pic:cNvPicPr preferRelativeResize="0"/>
                   </pic:nvPicPr>
                   <pic:blipFill>
@@ -1560,12 +1560,12 @@
           <wp:inline distB="114300" distT="114300" distL="114300" distR="114300">
             <wp:extent cx="4662094" cy="4042910"/>
             <wp:effectExtent b="0" l="0" r="0" t="0"/>
-            <wp:docPr id="3" name="image2.png"/>
+            <wp:docPr id="2" name="image10.png"/>
             <a:graphic>
               <a:graphicData uri="http://schemas.openxmlformats.org/drawingml/2006/picture">
                 <pic:pic>
                   <pic:nvPicPr>
-                    <pic:cNvPr id="0" name="image2.png"/>
+                    <pic:cNvPr id="0" name="image10.png"/>
                     <pic:cNvPicPr preferRelativeResize="0"/>
                   </pic:nvPicPr>
                   <pic:blipFill>
@@ -1642,12 +1642,12 @@
           <wp:inline distB="114300" distT="114300" distL="114300" distR="114300">
             <wp:extent cx="5719374" cy="3891313"/>
             <wp:effectExtent b="0" l="0" r="0" t="0"/>
-            <wp:docPr id="12" name="image8.png"/>
+            <wp:docPr id="12" name="image11.png"/>
             <a:graphic>
               <a:graphicData uri="http://schemas.openxmlformats.org/drawingml/2006/picture">
                 <pic:pic>
                   <pic:nvPicPr>
-                    <pic:cNvPr id="0" name="image8.png"/>
+                    <pic:cNvPr id="0" name="image11.png"/>
                     <pic:cNvPicPr preferRelativeResize="0"/>
                   </pic:nvPicPr>
                   <pic:blipFill>
@@ -1797,12 +1797,12 @@
           <wp:inline distB="114300" distT="114300" distL="114300" distR="114300">
             <wp:extent cx="6570000" cy="2705100"/>
             <wp:effectExtent b="0" l="0" r="0" t="0"/>
-            <wp:docPr id="2" name="image6.png"/>
+            <wp:docPr id="1" name="image12.png"/>
             <a:graphic>
               <a:graphicData uri="http://schemas.openxmlformats.org/drawingml/2006/picture">
                 <pic:pic>
                   <pic:nvPicPr>
-                    <pic:cNvPr id="0" name="image6.png"/>
+                    <pic:cNvPr id="0" name="image12.png"/>
                     <pic:cNvPicPr preferRelativeResize="0"/>
                   </pic:nvPicPr>
                   <pic:blipFill>
@@ -1890,12 +1890,12 @@
           <wp:inline distB="114300" distT="114300" distL="114300" distR="114300">
             <wp:extent cx="6570000" cy="2362200"/>
             <wp:effectExtent b="0" l="0" r="0" t="0"/>
-            <wp:docPr id="11" name="image13.png"/>
+            <wp:docPr id="11" name="image8.png"/>
             <a:graphic>
               <a:graphicData uri="http://schemas.openxmlformats.org/drawingml/2006/picture">
                 <pic:pic>
                   <pic:nvPicPr>
-                    <pic:cNvPr id="0" name="image13.png"/>
+                    <pic:cNvPr id="0" name="image8.png"/>
                     <pic:cNvPicPr preferRelativeResize="0"/>
                   </pic:nvPicPr>
                   <pic:blipFill>
@@ -1990,12 +1990,12 @@
           <wp:inline distB="114300" distT="114300" distL="114300" distR="114300">
             <wp:extent cx="5623163" cy="2012929"/>
             <wp:effectExtent b="0" l="0" r="0" t="0"/>
-            <wp:docPr id="10" name="image10.png"/>
+            <wp:docPr id="10" name="image3.png"/>
             <a:graphic>
               <a:graphicData uri="http://schemas.openxmlformats.org/drawingml/2006/picture">
                 <pic:pic>
                   <pic:nvPicPr>
-                    <pic:cNvPr id="0" name="image10.png"/>
+                    <pic:cNvPr id="0" name="image3.png"/>
                     <pic:cNvPicPr preferRelativeResize="0"/>
                   </pic:nvPicPr>
                   <pic:blipFill>
@@ -2116,12 +2116,12 @@
           <wp:inline distB="114300" distT="114300" distL="114300" distR="114300">
             <wp:extent cx="6570000" cy="3556000"/>
             <wp:effectExtent b="0" l="0" r="0" t="0"/>
-            <wp:docPr id="4" name="image3.png"/>
+            <wp:docPr id="4" name="image9.png"/>
             <a:graphic>
               <a:graphicData uri="http://schemas.openxmlformats.org/drawingml/2006/picture">
                 <pic:pic>
                   <pic:nvPicPr>
-                    <pic:cNvPr id="0" name="image3.png"/>
+                    <pic:cNvPr id="0" name="image9.png"/>
                     <pic:cNvPicPr preferRelativeResize="0"/>
                   </pic:nvPicPr>
                   <pic:blipFill>
@@ -2194,12 +2194,12 @@
           <wp:inline distB="114300" distT="114300" distL="114300" distR="114300">
             <wp:extent cx="6570000" cy="1968500"/>
             <wp:effectExtent b="0" l="0" r="0" t="0"/>
-            <wp:docPr id="5" name="image11.png"/>
+            <wp:docPr id="5" name="image7.png"/>
             <a:graphic>
               <a:graphicData uri="http://schemas.openxmlformats.org/drawingml/2006/picture">
                 <pic:pic>
                   <pic:nvPicPr>
-                    <pic:cNvPr id="0" name="image11.png"/>
+                    <pic:cNvPr id="0" name="image7.png"/>
                     <pic:cNvPicPr preferRelativeResize="0"/>
                   </pic:nvPicPr>
                   <pic:blipFill>
